--- a/docs/应力斑位置评分指标_简明说明.docx
+++ b/docs/应力斑位置评分指标_简明说明.docx
@@ -853,7 +853,7 @@
           <w:b w:val="0"/>
           <w:sz w:val="21"/>
         </w:rPr>
-        <w:t>参数状态见技术说明第 3.4 节与第七部分。</w:t>
+        <w:t>参数状态见技术说明第 3.4 节与第六部分。</w:t>
       </w:r>
     </w:p>
     <w:p>
@@ -1036,7 +1036,7 @@
           <w:b w:val="0"/>
           <w:sz w:val="21"/>
         </w:rPr>
-        <w:t>以 115 张真实产线样片（每片附专家人工评分，50～85 分）实测：位置</w:t>
+        <w:t>以 115 张真实产线样片（每片附专家人工评分，50～95 分，5 分一档）</w:t>
       </w:r>
       <w:r>
         <w:br/>
@@ -1047,7 +1047,7 @@
           <w:b w:val="0"/>
           <w:sz w:val="21"/>
         </w:rPr>
-        <w:t>评分与人工评分的秩相关达 0.888，且八个人工分档的评分均值随人工分</w:t>
+        <w:t>实测：位置评分与人工评分的秩相关 0.879（并列取平均秩口径）。</w:t>
       </w:r>
       <w:r>
         <w:br/>
@@ -1058,7 +1058,29 @@
           <w:b w:val="0"/>
           <w:sz w:val="21"/>
         </w:rPr>
-        <w:t>严格单调——专家判得越差的片，指标给分越低，无一档倒挂。</w:t>
+        <w:t>分档均值总体随人工分上升——专家判得越差的片，指标给分越低；</w:t>
+      </w:r>
+      <w:r>
+        <w:br/>
+      </w:r>
+      <w:r>
+        <w:rPr>
+          <w:rFonts w:ascii="Microsoft YaHei" w:hAnsi="Microsoft YaHei" w:eastAsia="微软雅黑"/>
+          <w:b w:val="0"/>
+          <w:sz w:val="21"/>
+        </w:rPr>
+        <w:t>但**并非逐档严格单调**：人工 90 分档（13 片）的均值低于 85 分档</w:t>
+      </w:r>
+      <w:r>
+        <w:br/>
+      </w:r>
+      <w:r>
+        <w:rPr>
+          <w:rFonts w:ascii="Microsoft YaHei" w:hAnsi="Microsoft YaHei" w:eastAsia="微软雅黑"/>
+          <w:b w:val="0"/>
+          <w:sz w:val="21"/>
+        </w:rPr>
+        <w:t>（17 片），最高两档样本量偏小，如实列于下表。</w:t>
       </w:r>
     </w:p>
     <w:tbl>
@@ -1740,6 +1762,154 @@
           </w:p>
         </w:tc>
       </w:tr>
+      <w:tr>
+        <w:tc>
+          <w:tcPr>
+            <w:tcW w:type="dxa" w:w="2160"/>
+          </w:tcPr>
+          <w:p>
+            <w:pPr>
+              <w:spacing w:after="0"/>
+            </w:pPr>
+            <w:r>
+              <w:rPr>
+                <w:rFonts w:ascii="Microsoft YaHei" w:hAnsi="Microsoft YaHei" w:eastAsia="微软雅黑"/>
+                <w:b w:val="0"/>
+                <w:sz w:val="18"/>
+              </w:rPr>
+              <w:t xml:space="preserve">  90</w:t>
+            </w:r>
+          </w:p>
+        </w:tc>
+        <w:tc>
+          <w:tcPr>
+            <w:tcW w:type="dxa" w:w="2160"/>
+          </w:tcPr>
+          <w:p>
+            <w:pPr>
+              <w:spacing w:after="0"/>
+            </w:pPr>
+            <w:r>
+              <w:rPr>
+                <w:rFonts w:ascii="Microsoft YaHei" w:hAnsi="Microsoft YaHei" w:eastAsia="微软雅黑"/>
+                <w:b w:val="0"/>
+                <w:sz w:val="18"/>
+              </w:rPr>
+              <w:t xml:space="preserve"> 13</w:t>
+            </w:r>
+          </w:p>
+        </w:tc>
+        <w:tc>
+          <w:tcPr>
+            <w:tcW w:type="dxa" w:w="2160"/>
+          </w:tcPr>
+          <w:p>
+            <w:pPr>
+              <w:spacing w:after="0"/>
+            </w:pPr>
+            <w:r>
+              <w:rPr>
+                <w:rFonts w:ascii="Microsoft YaHei" w:hAnsi="Microsoft YaHei" w:eastAsia="微软雅黑"/>
+                <w:b w:val="0"/>
+                <w:sz w:val="18"/>
+              </w:rPr>
+              <w:t xml:space="preserve"> 83.8</w:t>
+            </w:r>
+          </w:p>
+        </w:tc>
+        <w:tc>
+          <w:tcPr>
+            <w:tcW w:type="dxa" w:w="2160"/>
+          </w:tcPr>
+          <w:p>
+            <w:pPr>
+              <w:spacing w:after="0"/>
+            </w:pPr>
+            <w:r>
+              <w:rPr>
+                <w:rFonts w:ascii="Microsoft YaHei" w:hAnsi="Microsoft YaHei" w:eastAsia="微软雅黑"/>
+                <w:b w:val="0"/>
+                <w:sz w:val="18"/>
+              </w:rPr>
+              <w:t>0.053</w:t>
+            </w:r>
+          </w:p>
+        </w:tc>
+      </w:tr>
+      <w:tr>
+        <w:tc>
+          <w:tcPr>
+            <w:tcW w:type="dxa" w:w="2160"/>
+          </w:tcPr>
+          <w:p>
+            <w:pPr>
+              <w:spacing w:after="0"/>
+            </w:pPr>
+            <w:r>
+              <w:rPr>
+                <w:rFonts w:ascii="Microsoft YaHei" w:hAnsi="Microsoft YaHei" w:eastAsia="微软雅黑"/>
+                <w:b w:val="0"/>
+                <w:sz w:val="18"/>
+              </w:rPr>
+              <w:t xml:space="preserve">  95</w:t>
+            </w:r>
+          </w:p>
+        </w:tc>
+        <w:tc>
+          <w:tcPr>
+            <w:tcW w:type="dxa" w:w="2160"/>
+          </w:tcPr>
+          <w:p>
+            <w:pPr>
+              <w:spacing w:after="0"/>
+            </w:pPr>
+            <w:r>
+              <w:rPr>
+                <w:rFonts w:ascii="Microsoft YaHei" w:hAnsi="Microsoft YaHei" w:eastAsia="微软雅黑"/>
+                <w:b w:val="0"/>
+                <w:sz w:val="18"/>
+              </w:rPr>
+              <w:t xml:space="preserve">  2</w:t>
+            </w:r>
+          </w:p>
+        </w:tc>
+        <w:tc>
+          <w:tcPr>
+            <w:tcW w:type="dxa" w:w="2160"/>
+          </w:tcPr>
+          <w:p>
+            <w:pPr>
+              <w:spacing w:after="0"/>
+            </w:pPr>
+            <w:r>
+              <w:rPr>
+                <w:rFonts w:ascii="Microsoft YaHei" w:hAnsi="Microsoft YaHei" w:eastAsia="微软雅黑"/>
+                <w:b w:val="0"/>
+                <w:sz w:val="18"/>
+              </w:rPr>
+              <w:t xml:space="preserve"> 85.9</w:t>
+            </w:r>
+          </w:p>
+        </w:tc>
+        <w:tc>
+          <w:tcPr>
+            <w:tcW w:type="dxa" w:w="2160"/>
+          </w:tcPr>
+          <w:p>
+            <w:pPr>
+              <w:spacing w:after="0"/>
+            </w:pPr>
+            <w:r>
+              <w:rPr>
+                <w:rFonts w:ascii="Microsoft YaHei" w:hAnsi="Microsoft YaHei" w:eastAsia="微软雅黑"/>
+                <w:b w:val="0"/>
+                <w:sz w:val="18"/>
+              </w:rPr>
+              <w:t>0.046</w:t>
+            </w:r>
+          </w:p>
+        </w:tc>
+      </w:tr>
     </w:tbl>
     <w:p>
       <w:pPr>
@@ -2168,7 +2338,7 @@
           <w:b w:val="0"/>
           <w:sz w:val="21"/>
         </w:rPr>
-        <w:t>位置敏感性的一个构造验证：取一片斑集中于中央的样片，把图像内容整体</w:t>
+        <w:t>两片合看即双支路分工：斑少时由集中度支路分辨"摆在哪"，斑多到</w:t>
       </w:r>
       <w:r>
         <w:br/>
@@ -2179,7 +2349,7 @@
           <w:b w:val="0"/>
           <w:sz w:val="21"/>
         </w:rPr>
-        <w:t>平移使斑移离板心（内容不增不减），ρu 下降约 28%，而纹理类指标 CCP</w:t>
+        <w:t>"整片皆斑"以致自标准化失灵时，由覆盖度支路按"铺占了多少高权重</w:t>
       </w:r>
       <w:r>
         <w:br/>
@@ -2190,18 +2360,7 @@
           <w:b w:val="0"/>
           <w:sz w:val="21"/>
         </w:rPr>
-        <w:t>仅有约 2.6% 的边界量级起伏——"斑挪了位置"这件事，只有位置指标</w:t>
-      </w:r>
-      <w:r>
-        <w:br/>
-      </w:r>
-      <w:r>
-        <w:rPr>
-          <w:rFonts w:ascii="Microsoft YaHei" w:hAnsi="Microsoft YaHei" w:eastAsia="微软雅黑"/>
-          <w:b w:val="0"/>
-          <w:sz w:val="21"/>
-        </w:rPr>
-        <w:t>能明确计量（构造细节见技术说明 6.5）。</w:t>
+        <w:t>版面"兜底封顶。</w:t>
       </w:r>
     </w:p>
     <w:p>
@@ -2293,7 +2452,7 @@
           <w:b w:val="0"/>
           <w:sz w:val="21"/>
         </w:rPr>
-        <w:t xml:space="preserve">　 说明第七部分。</w:t>
+        <w:t xml:space="preserve">　 说明第六部分。</w:t>
       </w:r>
     </w:p>
     <w:p>
